--- a/docs/交付文档/使用权声明_SQA2.docx
+++ b/docs/交付文档/使用权声明_SQA2.docx
@@ -71,7 +71,7 @@
           <w:b w:val="0"/>
           <w:sz w:val="24"/>
         </w:rPr>
-        <w:t>版本：V1.1</w:t>
+        <w:t>版本：V1.2</w:t>
       </w:r>
     </w:p>
     <w:p>
@@ -84,7 +84,7 @@
           <w:b w:val="0"/>
           <w:sz w:val="24"/>
         </w:rPr>
-        <w:t>日期：2026-10-18</w:t>
+        <w:t>日期：2026-10-19</w:t>
       </w:r>
     </w:p>
     <w:p>
@@ -257,6 +257,60 @@
                 <w:sz w:val="18"/>
               </w:rPr>
               <w:t>补修订历史表；开源清单与后端组件说明（韦政治移交稿）核对一致</w:t>
+            </w:r>
+          </w:p>
+        </w:tc>
+        <w:tc>
+          <w:tcPr>
+            <w:tcW w:type="dxa" w:w="1474"/>
+          </w:tcPr>
+          <w:p>
+            <w:r>
+              <w:rPr>
+                <w:sz w:val="18"/>
+              </w:rPr>
+              <w:t>陈彬</w:t>
+            </w:r>
+          </w:p>
+        </w:tc>
+      </w:tr>
+      <w:tr>
+        <w:tc>
+          <w:tcPr>
+            <w:tcW w:type="dxa" w:w="1134"/>
+          </w:tcPr>
+          <w:p>
+            <w:r>
+              <w:rPr>
+                <w:sz w:val="18"/>
+              </w:rPr>
+              <w:t>V1.2</w:t>
+            </w:r>
+          </w:p>
+        </w:tc>
+        <w:tc>
+          <w:tcPr>
+            <w:tcW w:type="dxa" w:w="1474"/>
+          </w:tcPr>
+          <w:p>
+            <w:r>
+              <w:rPr>
+                <w:sz w:val="18"/>
+              </w:rPr>
+              <w:t>2026-10-19</w:t>
+            </w:r>
+          </w:p>
+        </w:tc>
+        <w:tc>
+          <w:tcPr>
+            <w:tcW w:type="dxa" w:w="4989"/>
+          </w:tcPr>
+          <w:p>
+            <w:r>
+              <w:rPr>
+                <w:sz w:val="18"/>
+              </w:rPr>
+              <w:t>同步 AI 台账截至 10-19；复核开源组件清单与版本，确认与后端组件说明一致</w:t>
             </w:r>
           </w:p>
         </w:tc>
@@ -1890,7 +1944,7 @@
           <w:b/>
           <w:sz w:val="21"/>
         </w:rPr>
-        <w:t>日期：2026 年 10 月 18 日</w:t>
+        <w:t>日期：2026 年 10 月 19 日</w:t>
       </w:r>
     </w:p>
     <w:p>

--- a/docs/交付文档/使用权声明_SQA2.docx
+++ b/docs/交付文档/使用权声明_SQA2.docx
@@ -2123,16 +2123,8 @@
             <w:tcW w:type="dxa" w:w="2041"/>
           </w:tcPr>
           <w:p>
-            <w:pPr>
-              <w:spacing w:after="0" w:line="276" w:lineRule="auto"/>
-            </w:pPr>
-            <w:r/>
             <w:r>
-              <w:rPr>
-                <w:rFonts w:ascii="宋体" w:hAnsi="宋体" w:eastAsia="宋体"/>
-                <w:b w:val="0"/>
-                <w:sz w:val="18"/>
-              </w:rPr>
+              <w:t>刘罡甫</w:t>
             </w:r>
           </w:p>
         </w:tc>
@@ -2141,16 +2133,8 @@
             <w:tcW w:type="dxa" w:w="1361"/>
           </w:tcPr>
           <w:p>
-            <w:pPr>
-              <w:spacing w:after="0" w:line="276" w:lineRule="auto"/>
-            </w:pPr>
-            <w:r/>
             <w:r>
-              <w:rPr>
-                <w:rFonts w:ascii="宋体" w:hAnsi="宋体" w:eastAsia="宋体"/>
-                <w:b w:val="0"/>
-                <w:sz w:val="18"/>
-              </w:rPr>
+              <w:t>2026-10-19</w:t>
             </w:r>
           </w:p>
         </w:tc>
@@ -2199,16 +2183,8 @@
             <w:tcW w:type="dxa" w:w="2041"/>
           </w:tcPr>
           <w:p>
-            <w:pPr>
-              <w:spacing w:after="0" w:line="276" w:lineRule="auto"/>
-            </w:pPr>
-            <w:r/>
             <w:r>
-              <w:rPr>
-                <w:rFonts w:ascii="宋体" w:hAnsi="宋体" w:eastAsia="宋体"/>
-                <w:b w:val="0"/>
-                <w:sz w:val="18"/>
-              </w:rPr>
+              <w:t>韦政治</w:t>
             </w:r>
           </w:p>
         </w:tc>
@@ -2217,16 +2193,8 @@
             <w:tcW w:type="dxa" w:w="1361"/>
           </w:tcPr>
           <w:p>
-            <w:pPr>
-              <w:spacing w:after="0" w:line="276" w:lineRule="auto"/>
-            </w:pPr>
-            <w:r/>
             <w:r>
-              <w:rPr>
-                <w:rFonts w:ascii="宋体" w:hAnsi="宋体" w:eastAsia="宋体"/>
-                <w:b w:val="0"/>
-                <w:sz w:val="18"/>
-              </w:rPr>
+              <w:t>2026-10-19</w:t>
             </w:r>
           </w:p>
         </w:tc>
@@ -2275,16 +2243,8 @@
             <w:tcW w:type="dxa" w:w="2041"/>
           </w:tcPr>
           <w:p>
-            <w:pPr>
-              <w:spacing w:after="0" w:line="276" w:lineRule="auto"/>
-            </w:pPr>
-            <w:r/>
             <w:r>
-              <w:rPr>
-                <w:rFonts w:ascii="宋体" w:hAnsi="宋体" w:eastAsia="宋体"/>
-                <w:b w:val="0"/>
-                <w:sz w:val="18"/>
-              </w:rPr>
+              <w:t>陈彬</w:t>
             </w:r>
           </w:p>
         </w:tc>
@@ -2293,16 +2253,8 @@
             <w:tcW w:type="dxa" w:w="1361"/>
           </w:tcPr>
           <w:p>
-            <w:pPr>
-              <w:spacing w:after="0" w:line="276" w:lineRule="auto"/>
-            </w:pPr>
-            <w:r/>
             <w:r>
-              <w:rPr>
-                <w:rFonts w:ascii="宋体" w:hAnsi="宋体" w:eastAsia="宋体"/>
-                <w:b w:val="0"/>
-                <w:sz w:val="18"/>
-              </w:rPr>
+              <w:t>2026-10-19</w:t>
             </w:r>
           </w:p>
         </w:tc>
@@ -2351,16 +2303,8 @@
             <w:tcW w:type="dxa" w:w="2041"/>
           </w:tcPr>
           <w:p>
-            <w:pPr>
-              <w:spacing w:after="0" w:line="276" w:lineRule="auto"/>
-            </w:pPr>
-            <w:r/>
             <w:r>
-              <w:rPr>
-                <w:rFonts w:ascii="宋体" w:hAnsi="宋体" w:eastAsia="宋体"/>
-                <w:b w:val="0"/>
-                <w:sz w:val="18"/>
-              </w:rPr>
+              <w:t>钟坤宇</w:t>
             </w:r>
           </w:p>
         </w:tc>
@@ -2369,16 +2313,8 @@
             <w:tcW w:type="dxa" w:w="1361"/>
           </w:tcPr>
           <w:p>
-            <w:pPr>
-              <w:spacing w:after="0" w:line="276" w:lineRule="auto"/>
-            </w:pPr>
-            <w:r/>
             <w:r>
-              <w:rPr>
-                <w:rFonts w:ascii="宋体" w:hAnsi="宋体" w:eastAsia="宋体"/>
-                <w:b w:val="0"/>
-                <w:sz w:val="18"/>
-              </w:rPr>
+              <w:t>2026-10-19</w:t>
             </w:r>
           </w:p>
         </w:tc>
@@ -2427,16 +2363,8 @@
             <w:tcW w:type="dxa" w:w="2041"/>
           </w:tcPr>
           <w:p>
-            <w:pPr>
-              <w:spacing w:after="0" w:line="276" w:lineRule="auto"/>
-            </w:pPr>
-            <w:r/>
             <w:r>
-              <w:rPr>
-                <w:rFonts w:ascii="宋体" w:hAnsi="宋体" w:eastAsia="宋体"/>
-                <w:b w:val="0"/>
-                <w:sz w:val="18"/>
-              </w:rPr>
+              <w:t>杨峥</w:t>
             </w:r>
           </w:p>
         </w:tc>
@@ -2445,16 +2373,8 @@
             <w:tcW w:type="dxa" w:w="1361"/>
           </w:tcPr>
           <w:p>
-            <w:pPr>
-              <w:spacing w:after="0" w:line="276" w:lineRule="auto"/>
-            </w:pPr>
-            <w:r/>
             <w:r>
-              <w:rPr>
-                <w:rFonts w:ascii="宋体" w:hAnsi="宋体" w:eastAsia="宋体"/>
-                <w:b w:val="0"/>
-                <w:sz w:val="18"/>
-              </w:rPr>
+              <w:t>2026-10-19</w:t>
             </w:r>
           </w:p>
         </w:tc>
